--- a/policies/build/preview_hco/HCO.PRE.5_v2_preview.docx
+++ b/policies/build/preview_hco/HCO.PRE.5_v2_preview.docx
@@ -773,7 +773,7 @@
           <w:sz w:val="22"/>
           <w:szCs w:val="22"/>
         </w:rPr>
-        <w:t xml:space="preserve">Boundaries: do not copy SHCO PRE wording. Do not overwrite HCO AAC, COP or MOM policies. Spell out abbreviations on first use in training materials. OE counts/levels/asterisks stay with the official portal Standards PDF. Method notes come from the Guidebook Interpretation paragraphs (scanned PDF md5 2c4489ee98de4ae9b49cba168ea9f42a).</w:t>
+        <w:t xml:space="preserve">Boundaries: do not overwrite HCO AAC, COP or MOM policies. Spell out abbreviations on first use in training materials. OE counts/levels/asterisks stay with the official portal Standards PDF. Method notes come from the Guidebook Interpretation paragraphs (scanned PDF md5 2c4489ee98de4ae9b49cba168ea9f42a).</w:t>
       </w:r>
     </w:p>
     <w:p>
@@ -839,7 +839,7 @@
           <w:sz w:val="22"/>
           <w:szCs w:val="22"/>
         </w:rPr>
-        <w:t xml:space="preserve">2. Do not skip: Patient and / or family are educated about the safe and effective use of medication and the potential side ...</w:t>
+        <w:t xml:space="preserve">2. Do not skip: Patient and / or family are educated about the safe and effective use of medication and the potential side...</w:t>
       </w:r>
     </w:p>
     <w:p>
@@ -899,7 +899,7 @@
           <w:sz w:val="22"/>
           <w:szCs w:val="22"/>
         </w:rPr>
-        <w:t xml:space="preserve">7. Do not skip: Patient and/or family are educated about their specific disease process, complications and prevention strat...</w:t>
+        <w:t xml:space="preserve">7. Do not skip: Patient and/or family are educated about their specific disease process, complications and prevention...</w:t>
       </w:r>
     </w:p>
     <w:p>
@@ -935,7 +935,7 @@
           <w:sz w:val="22"/>
           <w:szCs w:val="22"/>
         </w:rPr>
-        <w:t xml:space="preserve">10. Do not skip: The organisation has a mechanism to promote patient engagement to enhance clinical outcomes, safety and qua...</w:t>
+        <w:t xml:space="preserve">10. Do not skip: The organisation has a mechanism to promote patient engagement to enhance clinical outcomes, safety and...</w:t>
       </w:r>
     </w:p>
     <w:p>
@@ -965,7 +965,7 @@
         <w:spacing w:after="100" w:before="220"/>
       </w:pPr>
       <w:r>
-        <w:t xml:space="preserve">5.1 Patient and / or family are educated in a language and format that th...</w:t>
+        <w:t xml:space="preserve">5.1 Patient and / or family are educated in a language and format that they...</w:t>
       </w:r>
     </w:p>
     <w:p>
@@ -1202,7 +1202,7 @@
         <w:spacing w:after="100" w:before="220"/>
       </w:pPr>
       <w:r>
-        <w:t xml:space="preserve">5.6 Patient and /or family are educated on various pain management techni...</w:t>
+        <w:t xml:space="preserve">5.6 Patient and /or family are educated on various pain management...</w:t>
       </w:r>
     </w:p>
     <w:p>
@@ -1247,7 +1247,7 @@
         <w:spacing w:after="100" w:before="220"/>
       </w:pPr>
       <w:r>
-        <w:t xml:space="preserve">5.7 Patient and/or family are educated about their specific disease proce...</w:t>
+        <w:t xml:space="preserve">5.7 Patient and/or family are educated about their specific disease...</w:t>
       </w:r>
     </w:p>
     <w:p>
@@ -1292,7 +1292,7 @@
         <w:spacing w:after="100" w:before="220"/>
       </w:pPr>
       <w:r>
-        <w:t xml:space="preserve">5.8 Patient and/or family are educated about preventing healthcare associ...</w:t>
+        <w:t xml:space="preserve">5.8 Patient and/or family are educated about preventing healthcare...</w:t>
       </w:r>
     </w:p>
     <w:p>
@@ -1337,7 +1337,7 @@
         <w:spacing w:after="100" w:before="220"/>
       </w:pPr>
       <w:r>
-        <w:t xml:space="preserve">5.9 The patients and/or family members’ special educational needs are ide...</w:t>
+        <w:t xml:space="preserve">5.9 The patients and/or family members’ special educational needs are...</w:t>
       </w:r>
     </w:p>
     <w:p>
@@ -1382,7 +1382,7 @@
         <w:spacing w:after="100" w:before="220"/>
       </w:pPr>
       <w:r>
-        <w:t xml:space="preserve">5.10 The organisation has a mechanism to promote patient engagement to enh...</w:t>
+        <w:t xml:space="preserve">5.10 The organisation has a mechanism to promote patient engagement to...</w:t>
       </w:r>
     </w:p>
     <w:p>
@@ -1428,6 +1428,20 @@
       </w:pPr>
       <w:r>
         <w:t xml:space="preserve">6. Governance and responsibility</w:t>
+      </w:r>
+    </w:p>
+    <w:p>
+      <w:pPr>
+        <w:spacing w:after="20" w:before="100"/>
+      </w:pPr>
+      <w:r>
+        <w:rPr>
+          <w:b/>
+          <w:bCs/>
+          <w:sz w:val="22"/>
+          <w:szCs w:val="22"/>
+        </w:rPr>
+        <w:t xml:space="preserve">Medical Superintendent</w:t>
       </w:r>
     </w:p>
     <w:p>
@@ -1444,7 +1458,7 @@
           <w:sz w:val="22"/>
           <w:szCs w:val="22"/>
         </w:rPr>
-        <w:t xml:space="preserve">Medical Superintendent</w:t>
+        <w:t xml:space="preserve">Accountable that PRE.5 is resourced and followed.</w:t>
       </w:r>
     </w:p>
     <w:p>
@@ -1461,7 +1475,21 @@
           <w:sz w:val="22"/>
           <w:szCs w:val="22"/>
         </w:rPr>
-        <w:t xml:space="preserve">Accountable that PRE.5 is resourced and followed.</w:t>
+        <w:t xml:space="preserve">Acts on rights violations, consent failures and communication breaches that reach top leadership.</w:t>
+      </w:r>
+    </w:p>
+    <w:p>
+      <w:pPr>
+        <w:spacing w:after="20" w:before="100"/>
+      </w:pPr>
+      <w:r>
+        <w:rPr>
+          <w:b/>
+          <w:bCs/>
+          <w:sz w:val="22"/>
+          <w:szCs w:val="22"/>
+        </w:rPr>
+        <w:t xml:space="preserve">Nursing Superintendent</w:t>
       </w:r>
     </w:p>
     <w:p>
@@ -1478,7 +1506,21 @@
           <w:sz w:val="22"/>
           <w:szCs w:val="22"/>
         </w:rPr>
-        <w:t xml:space="preserve">Acts on rights violations, consent failures and communication breaches that reach top leadership.</w:t>
+        <w:t xml:space="preserve">Owns day-to-day implementation and records for this standard.</w:t>
+      </w:r>
+    </w:p>
+    <w:p>
+      <w:pPr>
+        <w:spacing w:after="20" w:before="100"/>
+      </w:pPr>
+      <w:r>
+        <w:rPr>
+          <w:b/>
+          <w:bCs/>
+          <w:sz w:val="22"/>
+          <w:szCs w:val="22"/>
+        </w:rPr>
+        <w:t xml:space="preserve">Guest Relations / Patient Rights Officer</w:t>
       </w:r>
     </w:p>
     <w:p>
@@ -1495,7 +1537,21 @@
           <w:sz w:val="22"/>
           <w:szCs w:val="22"/>
         </w:rPr>
-        <w:t xml:space="preserve">Nursing Superintendent</w:t>
+        <w:t xml:space="preserve">Supports rights display, counselling, complaint access and family communication as this standard requires.</w:t>
+      </w:r>
+    </w:p>
+    <w:p>
+      <w:pPr>
+        <w:spacing w:after="20" w:before="100"/>
+      </w:pPr>
+      <w:r>
+        <w:rPr>
+          <w:b/>
+          <w:bCs/>
+          <w:sz w:val="22"/>
+          <w:szCs w:val="22"/>
+        </w:rPr>
+        <w:t xml:space="preserve">Quality Coordinator</w:t>
       </w:r>
     </w:p>
     <w:p>
@@ -1512,7 +1568,28 @@
           <w:sz w:val="22"/>
           <w:szCs w:val="22"/>
         </w:rPr>
-        <w:t xml:space="preserve">Owns day-to-day implementation and records for this standard.</w:t>
+        <w:t xml:space="preserve">Audits this policy «quarterly»; holds training acknowledgements.</w:t>
+      </w:r>
+    </w:p>
+    <w:p>
+      <w:pPr>
+        <w:pStyle w:val="Heading1"/>
+        <w:spacing w:after="120" w:before="280"/>
+      </w:pPr>
+      <w:r>
+        <w:t xml:space="preserve">7. Quality monitoring (RCA → CAPA)</w:t>
+      </w:r>
+    </w:p>
+    <w:p>
+      <w:pPr>
+        <w:spacing w:after="140"/>
+      </w:pPr>
+      <w:r>
+        <w:rPr>
+          <w:sz w:val="22"/>
+          <w:szCs w:val="22"/>
+        </w:rPr>
+        <w:t xml:space="preserve">The Quality Coordinator audits this policy «quarterly». The audit reviews:</w:t>
       </w:r>
     </w:p>
     <w:p>
@@ -1529,7 +1606,7 @@
           <w:sz w:val="22"/>
           <w:szCs w:val="22"/>
         </w:rPr>
-        <w:t xml:space="preserve">Guest Relations / Patient Rights Officer</w:t>
+        <w:t xml:space="preserve">Records for a sample of this standard's objective elements, checked against the What-we-do steps.</w:t>
       </w:r>
     </w:p>
     <w:p>
@@ -1546,7 +1623,7 @@
           <w:sz w:val="22"/>
           <w:szCs w:val="22"/>
         </w:rPr>
-        <w:t xml:space="preserve">Supports rights display, counselling, complaint access and family communication as this standard requires.</w:t>
+        <w:t xml:space="preserve">CORE objective elements show no critical gaps in the sample.</w:t>
       </w:r>
     </w:p>
     <w:p>
@@ -1563,125 +1640,19 @@
           <w:sz w:val="22"/>
           <w:szCs w:val="22"/>
         </w:rPr>
-        <w:t xml:space="preserve">Quality Coordinator</w:t>
-      </w:r>
-    </w:p>
-    <w:p>
-      <w:pPr>
-        <w:pStyle w:val="ListParagraph"/>
-        <w:numPr>
-          <w:ilvl w:val="0"/>
-          <w:numId w:val="1"/>
-        </w:numPr>
-        <w:spacing w:after="60"/>
-      </w:pPr>
-      <w:r>
-        <w:rPr>
-          <w:sz w:val="22"/>
-          <w:szCs w:val="22"/>
-        </w:rPr>
-        <w:t xml:space="preserve">Audits this policy «quarterly»; holds training acknowledgements.</w:t>
-      </w:r>
-    </w:p>
-    <w:p>
-      <w:pPr>
-        <w:pStyle w:val="Heading1"/>
-        <w:spacing w:after="120" w:before="280"/>
-      </w:pPr>
-      <w:r>
-        <w:t xml:space="preserve">7. Quality monitoring (RCA → CAPA)</w:t>
-      </w:r>
-    </w:p>
-    <w:p>
-      <w:pPr>
-        <w:spacing w:after="140"/>
-      </w:pPr>
-      <w:r>
-        <w:rPr>
-          <w:sz w:val="22"/>
-          <w:szCs w:val="22"/>
-        </w:rPr>
-        <w:t xml:space="preserve">The Quality Coordinator audits this policy «quarterly».</w:t>
-      </w:r>
-    </w:p>
-    <w:p>
-      <w:pPr>
-        <w:spacing w:after="140"/>
-      </w:pPr>
-      <w:r>
-        <w:rPr>
-          <w:sz w:val="22"/>
-          <w:szCs w:val="22"/>
-        </w:rPr>
-        <w:t xml:space="preserve">What is monitored each quarter:</w:t>
-      </w:r>
-    </w:p>
-    <w:p>
-      <w:pPr>
-        <w:pStyle w:val="ListParagraph"/>
-        <w:numPr>
-          <w:ilvl w:val="0"/>
-          <w:numId w:val="1"/>
-        </w:numPr>
-        <w:spacing w:after="60"/>
-      </w:pPr>
-      <w:r>
-        <w:rPr>
-          <w:sz w:val="22"/>
-          <w:szCs w:val="22"/>
-        </w:rPr>
-        <w:t xml:space="preserve">Sample of records for each OE PRE.5.a–j.</w:t>
-      </w:r>
-    </w:p>
-    <w:p>
-      <w:pPr>
-        <w:pStyle w:val="ListParagraph"/>
-        <w:numPr>
-          <w:ilvl w:val="0"/>
-          <w:numId w:val="1"/>
-        </w:numPr>
-        <w:spacing w:after="60"/>
-      </w:pPr>
-      <w:r>
-        <w:rPr>
-          <w:sz w:val="22"/>
-          <w:szCs w:val="22"/>
-        </w:rPr>
-        <w:t xml:space="preserve">Asterisked elements (none) have document evidence as required.</w:t>
-      </w:r>
-    </w:p>
-    <w:p>
-      <w:pPr>
-        <w:pStyle w:val="ListParagraph"/>
-        <w:numPr>
-          <w:ilvl w:val="0"/>
-          <w:numId w:val="1"/>
-        </w:numPr>
-        <w:spacing w:after="60"/>
-      </w:pPr>
-      <w:r>
-        <w:rPr>
-          <w:sz w:val="22"/>
-          <w:szCs w:val="22"/>
-        </w:rPr>
-        <w:t xml:space="preserve">CORE elements (a) show no critical gaps in the sample.</w:t>
-      </w:r>
-    </w:p>
-    <w:p>
-      <w:pPr>
-        <w:pStyle w:val="ListParagraph"/>
-        <w:numPr>
-          <w:ilvl w:val="0"/>
-          <w:numId w:val="1"/>
-        </w:numPr>
-        <w:spacing w:after="60"/>
-      </w:pPr>
-      <w:r>
-        <w:rPr>
-          <w:sz w:val="22"/>
-          <w:szCs w:val="22"/>
-        </w:rPr>
         <w:t xml:space="preserve">Stop-work events (if any) are logged with outcome.</w:t>
+      </w:r>
+    </w:p>
+    <w:p>
+      <w:pPr>
+        <w:spacing w:after="140"/>
+      </w:pPr>
+      <w:r>
+        <w:rPr>
+          <w:sz w:val="22"/>
+          <w:szCs w:val="22"/>
+        </w:rPr>
+        <w:t xml:space="preserve">Root-cause analysis is required when a gap found in this audit remains open beyond «90 days».</w:t>
       </w:r>
     </w:p>
     <w:p>
@@ -3694,7 +3665,7 @@
           <w:sz w:val="22"/>
           <w:szCs w:val="22"/>
         </w:rPr>
-        <w:t xml:space="preserve">Records showing PRE.5.a was followed for sampled patients/cases.</w:t>
+        <w:t xml:space="preserve">Language and format screening record for patient or family understanding.</w:t>
       </w:r>
     </w:p>
     <w:p>
@@ -3711,7 +3682,7 @@
           <w:sz w:val="22"/>
           <w:szCs w:val="22"/>
         </w:rPr>
-        <w:t xml:space="preserve">Written guidance / protocol referenced for this element (where required).</w:t>
+        <w:t xml:space="preserve">Education material in the identified language — counselling, print, audio-visual.</w:t>
       </w:r>
     </w:p>
     <w:p>
@@ -3728,7 +3699,16 @@
           <w:sz w:val="22"/>
           <w:szCs w:val="22"/>
         </w:rPr>
-        <w:t xml:space="preserve">Audit sample notes for PRE.5.a reviewed «quarterly».</w:t>
+        <w:t xml:space="preserve">Confirmation education was delivered in a format the patient could understand.</w:t>
+      </w:r>
+    </w:p>
+    <w:p>
+      <w:pPr>
+        <w:pStyle w:val="Heading2"/>
+        <w:spacing w:after="100" w:before="220"/>
+      </w:pPr>
+      <w:r>
+        <w:t xml:space="preserve">PRE.5.b — Patient and / or family are educated about the safe and effective use of medication and the potential side effects of the medication, when appropriate.</w:t>
       </w:r>
     </w:p>
     <w:p>
@@ -3745,16 +3725,7 @@
           <w:sz w:val="22"/>
           <w:szCs w:val="22"/>
         </w:rPr>
-        <w:t xml:space="preserve">CORE-element sample with no critical gaps in the quarter under review.</w:t>
-      </w:r>
-    </w:p>
-    <w:p>
-      <w:pPr>
-        <w:pStyle w:val="Heading2"/>
-        <w:spacing w:after="100" w:before="220"/>
-      </w:pPr>
-      <w:r>
-        <w:t xml:space="preserve">PRE.5.b — Patient and / or family are educated about the safe and effective use of medication and the potential side effects of the medication, when appropriate.</w:t>
+        <w:t xml:space="preserve">Current medication-education list — drugs needing extra safety or side-effect counselling.</w:t>
       </w:r>
     </w:p>
     <w:p>
@@ -3771,7 +3742,7 @@
           <w:sz w:val="22"/>
           <w:szCs w:val="22"/>
         </w:rPr>
-        <w:t xml:space="preserve">Records showing PRE.5.b was followed for sampled patients/cases.</w:t>
+        <w:t xml:space="preserve">Nursing or pharmacy education record against that list.</w:t>
       </w:r>
     </w:p>
     <w:p>
@@ -3788,7 +3759,16 @@
           <w:sz w:val="22"/>
           <w:szCs w:val="22"/>
         </w:rPr>
-        <w:t xml:space="preserve">Written guidance / protocol referenced for this element (where required).</w:t>
+        <w:t xml:space="preserve">Confirmation this is separate from the MOM administration checks.</w:t>
+      </w:r>
+    </w:p>
+    <w:p>
+      <w:pPr>
+        <w:pStyle w:val="Heading2"/>
+        <w:spacing w:after="100" w:before="220"/>
+      </w:pPr>
+      <w:r>
+        <w:t xml:space="preserve">PRE.5.c — Patient and / or family are educated about food-drug interaction.</w:t>
       </w:r>
     </w:p>
     <w:p>
@@ -3805,16 +3785,7 @@
           <w:sz w:val="22"/>
           <w:szCs w:val="22"/>
         </w:rPr>
-        <w:t xml:space="preserve">Audit sample notes for PRE.5.b reviewed «quarterly».</w:t>
-      </w:r>
-    </w:p>
-    <w:p>
-      <w:pPr>
-        <w:pStyle w:val="Heading2"/>
-        <w:spacing w:after="100" w:before="220"/>
-      </w:pPr>
-      <w:r>
-        <w:t xml:space="preserve">PRE.5.c — Patient and / or family are educated about food-drug interaction.</w:t>
+        <w:t xml:space="preserve">Current food-drug-interaction list relevant to this hospital.</w:t>
       </w:r>
     </w:p>
     <w:p>
@@ -3831,7 +3802,7 @@
           <w:sz w:val="22"/>
           <w:szCs w:val="22"/>
         </w:rPr>
-        <w:t xml:space="preserve">Records showing PRE.5.c was followed for sampled patients/cases.</w:t>
+        <w:t xml:space="preserve">Diet or nursing education record when a listed drug is prescribed.</w:t>
       </w:r>
     </w:p>
     <w:p>
@@ -3848,7 +3819,16 @@
           <w:sz w:val="22"/>
           <w:szCs w:val="22"/>
         </w:rPr>
-        <w:t xml:space="preserve">Written guidance / protocol referenced for this element (where required).</w:t>
+        <w:t xml:space="preserve">Medication-counselling or diet-note record.</w:t>
+      </w:r>
+    </w:p>
+    <w:p>
+      <w:pPr>
+        <w:pStyle w:val="Heading2"/>
+        <w:spacing w:after="100" w:before="220"/>
+      </w:pPr>
+      <w:r>
+        <w:t xml:space="preserve">PRE.5.d — Patient and / or family are educated about diet and nutrition.</w:t>
       </w:r>
     </w:p>
     <w:p>
@@ -3865,16 +3845,7 @@
           <w:sz w:val="22"/>
           <w:szCs w:val="22"/>
         </w:rPr>
-        <w:t xml:space="preserve">Audit sample notes for PRE.5.c reviewed «quarterly».</w:t>
-      </w:r>
-    </w:p>
-    <w:p>
-      <w:pPr>
-        <w:pStyle w:val="Heading2"/>
-        <w:spacing w:after="100" w:before="220"/>
-      </w:pPr>
-      <w:r>
-        <w:t xml:space="preserve">PRE.5.d — Patient and / or family are educated about diet and nutrition.</w:t>
+        <w:t xml:space="preserve">Therapeutic-diet education record for in-patients.</w:t>
       </w:r>
     </w:p>
     <w:p>
@@ -3891,7 +3862,7 @@
           <w:sz w:val="22"/>
           <w:szCs w:val="22"/>
         </w:rPr>
-        <w:t xml:space="preserve">Records showing PRE.5.d was followed for sampled patients/cases.</w:t>
+        <w:t xml:space="preserve">Out-patient diet-education record when requested by the treating doctor.</w:t>
       </w:r>
     </w:p>
     <w:p>
@@ -3908,7 +3879,16 @@
           <w:sz w:val="22"/>
           <w:szCs w:val="22"/>
         </w:rPr>
-        <w:t xml:space="preserve">Written guidance / protocol referenced for this element (where required).</w:t>
+        <w:t xml:space="preserve">Confirmation education was patient-specific, not a generic poster.</w:t>
+      </w:r>
+    </w:p>
+    <w:p>
+      <w:pPr>
+        <w:pStyle w:val="Heading2"/>
+        <w:spacing w:after="100" w:before="220"/>
+      </w:pPr>
+      <w:r>
+        <w:t xml:space="preserve">PRE.5.e — Patient and / or family are educated about immunisations.</w:t>
       </w:r>
     </w:p>
     <w:p>
@@ -3925,16 +3905,7 @@
           <w:sz w:val="22"/>
           <w:szCs w:val="22"/>
         </w:rPr>
-        <w:t xml:space="preserve">Audit sample notes for PRE.5.d reviewed «quarterly».</w:t>
-      </w:r>
-    </w:p>
-    <w:p>
-      <w:pPr>
-        <w:pStyle w:val="Heading2"/>
-        <w:spacing w:after="100" w:before="220"/>
-      </w:pPr>
-      <w:r>
-        <w:t xml:space="preserve">PRE.5.e — Patient and / or family are educated about immunisations.</w:t>
+        <w:t xml:space="preserve">Immunisation-advice record, adult and paediatric as applicable.</w:t>
       </w:r>
     </w:p>
     <w:p>
@@ -3951,7 +3922,7 @@
           <w:sz w:val="22"/>
           <w:szCs w:val="22"/>
         </w:rPr>
-        <w:t xml:space="preserve">Records showing PRE.5.e was followed for sampled patients/cases.</w:t>
+        <w:t xml:space="preserve">Vaccines-due record kept by the treating doctor or immunisation-clinic nurse.</w:t>
       </w:r>
     </w:p>
     <w:p>
@@ -3968,7 +3939,16 @@
           <w:sz w:val="22"/>
           <w:szCs w:val="22"/>
         </w:rPr>
-        <w:t xml:space="preserve">Written guidance / protocol referenced for this element (where required).</w:t>
+        <w:t xml:space="preserve">Universal Immunisation Programme reference for paediatric advice.</w:t>
+      </w:r>
+    </w:p>
+    <w:p>
+      <w:pPr>
+        <w:pStyle w:val="Heading2"/>
+        <w:spacing w:after="100" w:before="220"/>
+      </w:pPr>
+      <w:r>
+        <w:t xml:space="preserve">PRE.5.f — Patient and /or family are educated on various pain management techniques, when appropriate.</w:t>
       </w:r>
     </w:p>
     <w:p>
@@ -3985,16 +3965,7 @@
           <w:sz w:val="22"/>
           <w:szCs w:val="22"/>
         </w:rPr>
-        <w:t xml:space="preserve">Audit sample notes for PRE.5.e reviewed «quarterly».</w:t>
-      </w:r>
-    </w:p>
-    <w:p>
-      <w:pPr>
-        <w:pStyle w:val="Heading2"/>
-        <w:spacing w:after="100" w:before="220"/>
-      </w:pPr>
-      <w:r>
-        <w:t xml:space="preserve">PRE.5.f — Patient and /or family are educated on various pain management techniques, when appropriate.</w:t>
+        <w:t xml:space="preserve">Long-term pain-management education record, within the patient's personal, cultural or religious beliefs.</w:t>
       </w:r>
     </w:p>
     <w:p>
@@ -4011,7 +3982,7 @@
           <w:sz w:val="22"/>
           <w:szCs w:val="22"/>
         </w:rPr>
-        <w:t xml:space="preserve">Records showing PRE.5.f was followed for sampled patients/cases.</w:t>
+        <w:t xml:space="preserve">Named record of who delivers long-term pain education.</w:t>
       </w:r>
     </w:p>
     <w:p>
@@ -4028,7 +3999,16 @@
           <w:sz w:val="22"/>
           <w:szCs w:val="22"/>
         </w:rPr>
-        <w:t xml:space="preserve">Written guidance / protocol referenced for this element (where required).</w:t>
+        <w:t xml:space="preserve">Record distinguishing this from acute post-operative pain teaching.</w:t>
+      </w:r>
+    </w:p>
+    <w:p>
+      <w:pPr>
+        <w:pStyle w:val="Heading2"/>
+        <w:spacing w:after="100" w:before="220"/>
+      </w:pPr>
+      <w:r>
+        <w:t xml:space="preserve">PRE.5.g — Patient and/or family are educated about their specific disease process, complications and prevention strategies.</w:t>
       </w:r>
     </w:p>
     <w:p>
@@ -4045,16 +4025,7 @@
           <w:sz w:val="22"/>
           <w:szCs w:val="22"/>
         </w:rPr>
-        <w:t xml:space="preserve">Audit sample notes for PRE.5.f reviewed «quarterly».</w:t>
-      </w:r>
-    </w:p>
-    <w:p>
-      <w:pPr>
-        <w:pStyle w:val="Heading2"/>
-        <w:spacing w:after="100" w:before="220"/>
-      </w:pPr>
-      <w:r>
-        <w:t xml:space="preserve">PRE.5.g — Patient and/or family are educated about their specific disease process, complications and prevention strategies.</w:t>
+        <w:t xml:space="preserve">Disease-specific education record — process, complications, prevention, lifestyle, diet, immunisation.</w:t>
       </w:r>
     </w:p>
     <w:p>
@@ -4071,7 +4042,7 @@
           <w:sz w:val="22"/>
           <w:szCs w:val="22"/>
         </w:rPr>
-        <w:t xml:space="preserve">Records showing PRE.5.g was followed for sampled patients/cases.</w:t>
+        <w:t xml:space="preserve">Supporting material (booklet, video, leaflet) used.</w:t>
       </w:r>
     </w:p>
     <w:p>
@@ -4088,7 +4059,16 @@
           <w:sz w:val="22"/>
           <w:szCs w:val="22"/>
         </w:rPr>
-        <w:t xml:space="preserve">Written guidance / protocol referenced for this element (where required).</w:t>
+        <w:t xml:space="preserve">Treating-doctor assignment and nursing/health-educator delivery record.</w:t>
+      </w:r>
+    </w:p>
+    <w:p>
+      <w:pPr>
+        <w:pStyle w:val="Heading2"/>
+        <w:spacing w:after="100" w:before="220"/>
+      </w:pPr>
+      <w:r>
+        <w:t xml:space="preserve">PRE.5.h — Patient and/or family are educated about preventing healthcare associated infections.</w:t>
       </w:r>
     </w:p>
     <w:p>
@@ -4105,16 +4085,7 @@
           <w:sz w:val="22"/>
           <w:szCs w:val="22"/>
         </w:rPr>
-        <w:t xml:space="preserve">Audit sample notes for PRE.5.g reviewed «quarterly».</w:t>
-      </w:r>
-    </w:p>
-    <w:p>
-      <w:pPr>
-        <w:pStyle w:val="Heading2"/>
-        <w:spacing w:after="100" w:before="220"/>
-      </w:pPr>
-      <w:r>
-        <w:t xml:space="preserve">PRE.5.h — Patient and/or family are educated about preventing healthcare associated infections.</w:t>
+        <w:t xml:space="preserve">HAI-prevention education record on the admission checklist — hand hygiene, avoiding overcrowding.</w:t>
       </w:r>
     </w:p>
     <w:p>
@@ -4131,7 +4102,7 @@
           <w:sz w:val="22"/>
           <w:szCs w:val="22"/>
         </w:rPr>
-        <w:t xml:space="preserve">Records showing PRE.5.h was followed for sampled patients/cases.</w:t>
+        <w:t xml:space="preserve">Cross-reference to the IPC chapter's infection-prevention programme.</w:t>
       </w:r>
     </w:p>
     <w:p>
@@ -4148,7 +4119,16 @@
           <w:sz w:val="22"/>
           <w:szCs w:val="22"/>
         </w:rPr>
-        <w:t xml:space="preserve">Written guidance / protocol referenced for this element (where required).</w:t>
+        <w:t xml:space="preserve">Confirmation person-to-person education occurred, not posters alone.</w:t>
+      </w:r>
+    </w:p>
+    <w:p>
+      <w:pPr>
+        <w:pStyle w:val="Heading2"/>
+        <w:spacing w:after="100" w:before="220"/>
+      </w:pPr>
+      <w:r>
+        <w:t xml:space="preserve">PRE.5.i — The patients and/or family members’ special educational needs are identified and addressed.</w:t>
       </w:r>
     </w:p>
     <w:p>
@@ -4165,16 +4145,7 @@
           <w:sz w:val="22"/>
           <w:szCs w:val="22"/>
         </w:rPr>
-        <w:t xml:space="preserve">Audit sample notes for PRE.5.h reviewed «quarterly».</w:t>
-      </w:r>
-    </w:p>
-    <w:p>
-      <w:pPr>
-        <w:pStyle w:val="Heading2"/>
-        <w:spacing w:after="100" w:before="220"/>
-      </w:pPr>
-      <w:r>
-        <w:t xml:space="preserve">PRE.5.i — The patients and/or family members’ special educational needs are identified and addressed.</w:t>
+        <w:t xml:space="preserve">Special-educational-need identification record in the patient's chart (for example ADHD, autism, physical disability, communication needs).</w:t>
       </w:r>
     </w:p>
     <w:p>
@@ -4191,7 +4162,7 @@
           <w:sz w:val="22"/>
           <w:szCs w:val="22"/>
         </w:rPr>
-        <w:t xml:space="preserve">Records showing PRE.5.i was followed for sampled patients/cases.</w:t>
+        <w:t xml:space="preserve">Adapted counselling or material record addressing that need.</w:t>
       </w:r>
     </w:p>
     <w:p>
@@ -4208,7 +4179,16 @@
           <w:sz w:val="22"/>
           <w:szCs w:val="22"/>
         </w:rPr>
-        <w:t xml:space="preserve">Written guidance / protocol referenced for this element (where required).</w:t>
+        <w:t xml:space="preserve">Confirmation the identified need was actually met, not only flagged.</w:t>
+      </w:r>
+    </w:p>
+    <w:p>
+      <w:pPr>
+        <w:pStyle w:val="Heading2"/>
+        <w:spacing w:after="100" w:before="220"/>
+      </w:pPr>
+      <w:r>
+        <w:t xml:space="preserve">PRE.5.j — The organisation has a mechanism to promote patient engagement to enhance clinical outcomes, safety and quality.</w:t>
       </w:r>
     </w:p>
     <w:p>
@@ -4225,16 +4205,7 @@
           <w:sz w:val="22"/>
           <w:szCs w:val="22"/>
         </w:rPr>
-        <w:t xml:space="preserve">Audit sample notes for PRE.5.i reviewed «quarterly».</w:t>
-      </w:r>
-    </w:p>
-    <w:p>
-      <w:pPr>
-        <w:pStyle w:val="Heading2"/>
-        <w:spacing w:after="100" w:before="220"/>
-      </w:pPr>
-      <w:r>
-        <w:t xml:space="preserve">PRE.5.j — The organisation has a mechanism to promote patient engagement to enhance clinical outcomes, safety and quality.</w:t>
+        <w:t xml:space="preserve">Patient-engagement activity record — support group, safety-improvement involvement, incident-reporting encouragement.</w:t>
       </w:r>
     </w:p>
     <w:p>
@@ -4251,7 +4222,7 @@
           <w:sz w:val="22"/>
           <w:szCs w:val="22"/>
         </w:rPr>
-        <w:t xml:space="preserve">Records showing PRE.5.j was followed for sampled patients/cases.</w:t>
+        <w:t xml:space="preserve">Patient advisory council or safety-champion record, where implemented.</w:t>
       </w:r>
     </w:p>
     <w:p>
@@ -4268,24 +4239,7 @@
           <w:sz w:val="22"/>
           <w:szCs w:val="22"/>
         </w:rPr>
-        <w:t xml:space="preserve">Written guidance / protocol referenced for this element (where required).</w:t>
-      </w:r>
-    </w:p>
-    <w:p>
-      <w:pPr>
-        <w:pStyle w:val="ListParagraph"/>
-        <w:numPr>
-          <w:ilvl w:val="0"/>
-          <w:numId w:val="1"/>
-        </w:numPr>
-        <w:spacing w:after="60"/>
-      </w:pPr>
-      <w:r>
-        <w:rPr>
-          <w:sz w:val="22"/>
-          <w:szCs w:val="22"/>
-        </w:rPr>
-        <w:t xml:space="preserve">Audit sample notes for PRE.5.j reviewed «quarterly».</w:t>
+        <w:t xml:space="preserve">Quarterly engagement-activity log by the Quality Coordinator.</w:t>
       </w:r>
     </w:p>
     <w:p>

--- a/policies/build/preview_hco/HCO.PRE.5_v2_preview.docx
+++ b/policies/build/preview_hco/HCO.PRE.5_v2_preview.docx
@@ -692,7 +692,7 @@
           <w:sz w:val="22"/>
           <w:szCs w:val="22"/>
         </w:rPr>
-        <w:t xml:space="preserve">It covers objective elements PRE.5.a–j (10 elements).</w:t>
+        <w:t xml:space="preserve">This policy covers all 10 requirements under this standard, listed in detail below.</w:t>
       </w:r>
     </w:p>
     <w:p>
@@ -716,7 +716,7 @@
           <w:sz w:val="22"/>
           <w:szCs w:val="22"/>
         </w:rPr>
-        <w:t xml:space="preserve">This policy owns PRE.5. Related AAC, COP, MOM, IPC/HIC and IMS duties stay with those policies — cross-reference only. Other PRE standards stay with their own policies.</w:t>
+        <w:t xml:space="preserve">This policy covers information and education about healthcare needs specifically. Related duties — like patient assessment, clinical care, medication management, infection control, or medical records and information management — are covered in the hospital's other policies, not repeated here. Other PRE standards stay with their own policies.</w:t>
       </w:r>
     </w:p>
     <w:p>
@@ -761,19 +761,19 @@
           <w:sz w:val="22"/>
           <w:szCs w:val="22"/>
         </w:rPr>
-        <w:t xml:space="preserve">It covers 10 objective elements (PRE.5.a, PRE.5.b, PRE.5.c, PRE.5.d, PRE.5.e, PRE.5.f, PRE.5.g, PRE.5.h, PRE.5.i, PRE.5.j).</w:t>
-      </w:r>
-    </w:p>
-    <w:p>
-      <w:pPr>
-        <w:spacing w:after="140"/>
-      </w:pPr>
-      <w:r>
-        <w:rPr>
-          <w:sz w:val="22"/>
-          <w:szCs w:val="22"/>
-        </w:rPr>
-        <w:t xml:space="preserve">Boundaries: do not overwrite HCO AAC, COP or MOM policies. Spell out abbreviations on first use in training materials. OE counts/levels/asterisks stay with the official portal Standards PDF. Method notes come from the Guidebook Interpretation paragraphs (scanned PDF md5 2c4489ee98de4ae9b49cba168ea9f42a).</w:t>
+        <w:t xml:space="preserve">This policy covers all 10 requirements under this standard, listed in detail below.</w:t>
+      </w:r>
+    </w:p>
+    <w:p>
+      <w:pPr>
+        <w:spacing w:after="140"/>
+      </w:pPr>
+      <w:r>
+        <w:rPr>
+          <w:sz w:val="22"/>
+          <w:szCs w:val="22"/>
+        </w:rPr>
+        <w:t xml:space="preserve">This policy covers information and education about healthcare needs specifically. Related duties — like patient assessment, clinical care, medication management, infection control, or medical records and information management — are covered in the hospital's other policies, not repeated here. Spell out abbreviations on first use in training materials. OE counts/levels/asterisks stay with the official portal Standards PDF. Method notes come from the Guidebook Interpretation paragraphs (scanned PDF md5 2c4489ee98de4ae9b49cba168ea9f42a).</w:t>
       </w:r>
     </w:p>
     <w:p>
